--- a/templates/seoul_dj_corp.docx
+++ b/templates/seoul_dj_corp.docx
@@ -968,188 +968,6 @@
                 <w:szCs w:val="18"/>
               </w:rPr>
               <w:t>비고</w:t>
-            </w:r>
-          </w:p>
-        </w:tc>
-      </w:tr>
-      <w:tr>
-        <w:tc>
-          <w:tcPr>
-            <w:tcW w:w="1418" w:type="dxa"/>
-            <w:vAlign w:val="center"/>
-          </w:tcPr>
-          <w:p>
-            <w:pPr>
-              <w:spacing w:after="0"/>
-              <w:jc w:val="center"/>
-              <w:rPr>
-                <w:rFonts w:ascii="맑은 고딕" w:eastAsia="맑은 고딕" w:hAnsi="맑은 고딕" w:cs="맑은 고딕"/>
-                <w:sz w:val="18"/>
-                <w:szCs w:val="18"/>
-              </w:rPr>
-            </w:pPr>
-            <w:r>
-              <w:rPr>
-                <w:rFonts w:ascii="맑은 고딕" w:eastAsia="맑은 고딕" w:hAnsi="맑은 고딕" w:cs="맑은 고딕" w:hint="eastAsia"/>
-                <w:sz w:val="18"/>
-                <w:szCs w:val="18"/>
-              </w:rPr>
-              <w:t xml:space="preserve">계약금 </w:t>
-            </w:r>
-            <w:r>
-              <w:rPr>
-                <w:rFonts w:ascii="맑은 고딕" w:eastAsia="맑은 고딕" w:hAnsi="맑은 고딕" w:cs="맑은 고딕"/>
-                <w:sz w:val="18"/>
-                <w:szCs w:val="18"/>
-              </w:rPr>
-              <w:br/>
-            </w:r>
-            <w:r>
-              <w:rPr>
-                <w:rFonts w:ascii="맑은 고딕" w:eastAsia="맑은 고딕" w:hAnsi="맑은 고딕" w:cs="맑은 고딕" w:hint="eastAsia"/>
-                <w:sz w:val="18"/>
-                <w:szCs w:val="18"/>
-              </w:rPr>
-              <w:t>지급일</w:t>
-            </w:r>
-          </w:p>
-        </w:tc>
-        <w:tc>
-          <w:tcPr>
-            <w:tcW w:w="2693" w:type="dxa"/>
-            <w:vAlign w:val="center"/>
-          </w:tcPr>
-          <w:p>
-            <w:pPr>
-              <w:spacing w:after="0"/>
-              <w:jc w:val="center"/>
-              <w:rPr>
-                <w:rFonts w:ascii="맑은 고딕" w:eastAsia="맑은 고딕" w:hAnsi="맑은 고딕" w:cs="맑은 고딕"/>
-                <w:sz w:val="18"/>
-                <w:szCs w:val="18"/>
-              </w:rPr>
-            </w:pPr>
-            <w:r>
-              <w:rPr>
-                <w:rFonts w:ascii="맑은 고딕" w:eastAsia="맑은 고딕" w:hAnsi="맑은 고딕" w:cs="맑은 고딕"/>
-                <w:sz w:val="18"/>
-                <w:szCs w:val="18"/>
-              </w:rPr>
-              <w:t>00</w:t>
-            </w:r>
-            <w:r>
-              <w:rPr>
-                <w:rFonts w:ascii="맑은 고딕" w:eastAsia="맑은 고딕" w:hAnsi="맑은 고딕" w:cs="맑은 고딕" w:hint="eastAsia"/>
-                <w:sz w:val="18"/>
-                <w:szCs w:val="18"/>
-              </w:rPr>
-              <w:t>,</w:t>
-            </w:r>
-            <w:r>
-              <w:rPr>
-                <w:rFonts w:ascii="맑은 고딕" w:eastAsia="맑은 고딕" w:hAnsi="맑은 고딕" w:cs="맑은 고딕"/>
-                <w:sz w:val="18"/>
-                <w:szCs w:val="18"/>
-              </w:rPr>
-              <w:t>0</w:t>
-            </w:r>
-            <w:r>
-              <w:rPr>
-                <w:rFonts w:ascii="맑은 고딕" w:eastAsia="맑은 고딕" w:hAnsi="맑은 고딕" w:cs="맑은 고딕" w:hint="eastAsia"/>
-                <w:sz w:val="18"/>
-                <w:szCs w:val="18"/>
-              </w:rPr>
-              <w:t xml:space="preserve">00,000원 </w:t>
-            </w:r>
-            <w:r>
-              <w:rPr>
-                <w:rFonts w:ascii="맑은 고딕" w:eastAsia="맑은 고딕" w:hAnsi="맑은 고딕" w:cs="맑은 고딕"/>
-                <w:sz w:val="18"/>
-                <w:szCs w:val="18"/>
-              </w:rPr>
-              <w:br/>
-            </w:r>
-            <w:r>
-              <w:rPr>
-                <w:rFonts w:ascii="맑은 고딕" w:eastAsia="맑은 고딕" w:hAnsi="맑은 고딕" w:cs="맑은 고딕" w:hint="eastAsia"/>
-                <w:sz w:val="18"/>
-                <w:szCs w:val="18"/>
-              </w:rPr>
-              <w:t xml:space="preserve">(금 </w:t>
-            </w:r>
-            <w:r>
-              <w:rPr>
-                <w:rFonts w:ascii="맑은 고딕" w:eastAsia="맑은 고딕" w:hAnsi="맑은 고딕" w:cs="맑은 고딕"/>
-                <w:sz w:val="18"/>
-                <w:szCs w:val="18"/>
-              </w:rPr>
-              <w:t>0000</w:t>
-            </w:r>
-            <w:r>
-              <w:rPr>
-                <w:rFonts w:ascii="맑은 고딕" w:eastAsia="맑은 고딕" w:hAnsi="맑은 고딕" w:cs="맑은 고딕" w:hint="eastAsia"/>
-                <w:sz w:val="18"/>
-                <w:szCs w:val="18"/>
-              </w:rPr>
-              <w:t>만</w:t>
-            </w:r>
-            <w:r>
-              <w:rPr>
-                <w:rFonts w:ascii="맑은 고딕" w:eastAsia="맑은 고딕" w:hAnsi="맑은 고딕" w:cs="맑은 고딕" w:hint="eastAsia"/>
-                <w:sz w:val="18"/>
-                <w:szCs w:val="18"/>
-              </w:rPr>
-              <w:t>원)</w:t>
-            </w:r>
-          </w:p>
-        </w:tc>
-        <w:tc>
-          <w:tcPr>
-            <w:tcW w:w="2608" w:type="dxa"/>
-            <w:vAlign w:val="center"/>
-          </w:tcPr>
-          <w:p>
-            <w:pPr>
-              <w:spacing w:after="0"/>
-              <w:jc w:val="center"/>
-              <w:rPr>
-                <w:rFonts w:ascii="맑은 고딕" w:eastAsia="맑은 고딕" w:hAnsi="맑은 고딕" w:cs="맑은 고딕"/>
-                <w:sz w:val="18"/>
-                <w:szCs w:val="18"/>
-              </w:rPr>
-            </w:pPr>
-            <w:r>
-              <w:rPr>
-                <w:rFonts w:ascii="맑은 고딕" w:eastAsia="맑은 고딕" w:hAnsi="맑은 고딕" w:cs="맑은 고딕" w:hint="eastAsia"/>
-                <w:sz w:val="18"/>
-                <w:szCs w:val="18"/>
-              </w:rPr>
-              <w:t>계약 후 2주 내 지급</w:t>
-            </w:r>
-          </w:p>
-        </w:tc>
-        <w:tc>
-          <w:tcPr>
-            <w:tcW w:w="1928" w:type="dxa"/>
-            <w:vAlign w:val="center"/>
-          </w:tcPr>
-          <w:p>
-            <w:pPr>
-              <w:spacing w:after="0"/>
-              <w:jc w:val="center"/>
-              <w:rPr>
-                <w:rFonts w:ascii="맑은 고딕" w:eastAsia="맑은 고딕" w:hAnsi="맑은 고딕" w:cs="맑은 고딕"/>
-                <w:sz w:val="18"/>
-                <w:szCs w:val="18"/>
-              </w:rPr>
-            </w:pPr>
-            <w:r>
-              <w:rPr>
-                <w:rFonts w:ascii="맑은 고딕" w:eastAsia="맑은 고딕" w:hAnsi="맑은 고딕" w:cs="맑은 고딕" w:hint="eastAsia"/>
-                <w:sz w:val="18"/>
-                <w:szCs w:val="18"/>
-              </w:rPr>
-              <w:t>전체 금액의 50%</w:t>
             </w:r>
           </w:p>
         </w:tc>
@@ -1398,7 +1216,23 @@
                 <w:sz w:val="18"/>
                 <w:szCs w:val="18"/>
               </w:rPr>
-              <w:t>전체 금액의 50%</w:t>
+              <w:t xml:space="preserve">전체 금액의 </w:t>
+            </w:r>
+            <w:r>
+              <w:rPr>
+                <w:rFonts w:ascii="맑은 고딕" w:eastAsia="맑은 고딕" w:hAnsi="맑은 고딕" w:cs="맑은 고딕" w:hint="eastAsia"/>
+                <w:sz w:val="18"/>
+                <w:szCs w:val="18"/>
+              </w:rPr>
+              <w:t>10</w:t>
+            </w:r>
+            <w:r>
+              <w:rPr>
+                <w:rFonts w:ascii="맑은 고딕" w:eastAsia="맑은 고딕" w:hAnsi="맑은 고딕" w:cs="맑은 고딕" w:hint="eastAsia"/>
+                <w:sz w:val="18"/>
+                <w:szCs w:val="18"/>
+              </w:rPr>
+              <w:t>0%</w:t>
             </w:r>
           </w:p>
         </w:tc>
@@ -1792,7 +1626,6 @@
           <w:bCs/>
           <w:color w:val="000000" w:themeColor="text1"/>
         </w:rPr>
-        <w:lastRenderedPageBreak/>
         <w:t xml:space="preserve">전염병으로 인하여 본 행사가 취소 또는 연기될 시 위약금 없이 ‘갑’과 ‘을’은 </w:t>
       </w:r>
       <w:r>
@@ -1827,6 +1660,7 @@
           <w:b/>
           <w:color w:val="000000" w:themeColor="text1"/>
         </w:rPr>
+        <w:lastRenderedPageBreak/>
         <w:t xml:space="preserve">제 </w:t>
       </w:r>
       <w:r>
@@ -2933,7 +2767,6 @@
           <w:bCs/>
           <w:color w:val="000000" w:themeColor="text1"/>
         </w:rPr>
-        <w:lastRenderedPageBreak/>
         <w:t>‘</w:t>
       </w:r>
       <w:r>
@@ -3142,6 +2975,7 @@
           <w:bCs/>
           <w:color w:val="000000" w:themeColor="text1"/>
         </w:rPr>
+        <w:lastRenderedPageBreak/>
         <w:t xml:space="preserve">‘을’은 본 </w:t>
       </w:r>
       <w:r>
@@ -4776,7 +4610,6 @@
           <w:szCs w:val="22"/>
           <w:bdr w:val="none" w:sz="0" w:space="0" w:color="auto"/>
         </w:rPr>
-        <w:lastRenderedPageBreak/>
         <w:t>정당한 이유 없이 본 계약서의 사항들을 ‘갑’이 위반했을 때에는 절차에 의하여 ‘갑’은 ‘을’ 에게 약정된 출연료 전액을 지</w:t>
       </w:r>
       <w:r>
@@ -4925,6 +4758,7 @@
           <w:szCs w:val="22"/>
           <w:bdr w:val="none" w:sz="0" w:space="0" w:color="auto"/>
         </w:rPr>
+        <w:lastRenderedPageBreak/>
         <w:t>불가항력의 사유 이외에 ‘갑’의 귀책사유로 본 행사가 연기 될 경우 ‘을’은 조정 된 일시에 출연할 수 있도록 최대한 협조하되 출연이 불가능할 경우에도 지급받은 출연료를 반환 할 의무가 없다.</w:t>
       </w:r>
     </w:p>
@@ -5181,7 +5015,7 @@
         <w:spacing w:before="280" w:after="0"/>
         <w:jc w:val="center"/>
         <w:rPr>
-          <w:rFonts w:ascii="맑은 고딕" w:eastAsia="맑은 고딕" w:hAnsi="맑은 고딕" w:hint="eastAsia"/>
+          <w:rFonts w:ascii="맑은 고딕" w:eastAsia="맑은 고딕" w:hAnsi="맑은 고딕"/>
           <w:b/>
           <w:color w:val="000000" w:themeColor="text1"/>
         </w:rPr>
@@ -13864,7 +13698,7 @@
   <w:num w:numId="5" w16cid:durableId="426657102">
     <w:abstractNumId w:val="21"/>
     <w:lvlOverride w:ilvl="0">
-      <w:lvl w:ilvl="0" w:tplc="72385E36">
+      <w:lvl w:ilvl="0" w:tplc="EA3CA69C">
         <w:start w:val="1"/>
         <w:numFmt w:val="decimal"/>
         <w:lvlText w:val="%1."/>
@@ -13896,7 +13730,7 @@
       </w:lvl>
     </w:lvlOverride>
     <w:lvlOverride w:ilvl="1">
-      <w:lvl w:ilvl="1" w:tplc="C9729380">
+      <w:lvl w:ilvl="1" w:tplc="413045BA">
         <w:start w:val="1"/>
         <w:numFmt w:val="upperLetter"/>
         <w:lvlText w:val="%2."/>
@@ -13928,7 +13762,7 @@
       </w:lvl>
     </w:lvlOverride>
     <w:lvlOverride w:ilvl="2">
-      <w:lvl w:ilvl="2" w:tplc="05DC11B4">
+      <w:lvl w:ilvl="2" w:tplc="7AE2D0B8">
         <w:start w:val="1"/>
         <w:numFmt w:val="lowerRoman"/>
         <w:lvlText w:val="%3."/>
@@ -13960,7 +13794,7 @@
       </w:lvl>
     </w:lvlOverride>
     <w:lvlOverride w:ilvl="3">
-      <w:lvl w:ilvl="3" w:tplc="6B7E33E8">
+      <w:lvl w:ilvl="3" w:tplc="B6020E16">
         <w:start w:val="1"/>
         <w:numFmt w:val="decimal"/>
         <w:lvlText w:val="%4."/>
@@ -13992,7 +13826,7 @@
       </w:lvl>
     </w:lvlOverride>
     <w:lvlOverride w:ilvl="4">
-      <w:lvl w:ilvl="4" w:tplc="C7DCC152">
+      <w:lvl w:ilvl="4" w:tplc="B2DACBD6">
         <w:start w:val="1"/>
         <w:numFmt w:val="upperLetter"/>
         <w:lvlText w:val="%5."/>
@@ -14024,7 +13858,7 @@
       </w:lvl>
     </w:lvlOverride>
     <w:lvlOverride w:ilvl="5">
-      <w:lvl w:ilvl="5" w:tplc="1C10E5EE">
+      <w:lvl w:ilvl="5" w:tplc="83A84586">
         <w:start w:val="1"/>
         <w:numFmt w:val="lowerRoman"/>
         <w:lvlText w:val="%6."/>
@@ -14056,7 +13890,7 @@
       </w:lvl>
     </w:lvlOverride>
     <w:lvlOverride w:ilvl="6">
-      <w:lvl w:ilvl="6" w:tplc="9C7A745C">
+      <w:lvl w:ilvl="6" w:tplc="B5341806">
         <w:start w:val="1"/>
         <w:numFmt w:val="decimal"/>
         <w:lvlText w:val="%7."/>
@@ -14088,7 +13922,7 @@
       </w:lvl>
     </w:lvlOverride>
     <w:lvlOverride w:ilvl="7">
-      <w:lvl w:ilvl="7" w:tplc="8F10D1F6">
+      <w:lvl w:ilvl="7" w:tplc="F5A8C9E6">
         <w:start w:val="1"/>
         <w:numFmt w:val="upperLetter"/>
         <w:lvlText w:val="%8."/>
@@ -14120,7 +13954,7 @@
       </w:lvl>
     </w:lvlOverride>
     <w:lvlOverride w:ilvl="8">
-      <w:lvl w:ilvl="8" w:tplc="45D2FD98">
+      <w:lvl w:ilvl="8" w:tplc="08B20354">
         <w:start w:val="1"/>
         <w:numFmt w:val="lowerRoman"/>
         <w:lvlText w:val="%9."/>
@@ -14173,7 +14007,7 @@
   <w:num w:numId="12" w16cid:durableId="269094958">
     <w:abstractNumId w:val="19"/>
     <w:lvlOverride w:ilvl="0">
-      <w:lvl w:ilvl="0" w:tplc="FAF89106">
+      <w:lvl w:ilvl="0" w:tplc="7B1C66DE">
         <w:start w:val="1"/>
         <w:numFmt w:val="decimal"/>
         <w:lvlText w:val="%1."/>
@@ -14200,7 +14034,7 @@
       </w:lvl>
     </w:lvlOverride>
     <w:lvlOverride w:ilvl="1">
-      <w:lvl w:ilvl="1" w:tplc="FAFC211A">
+      <w:lvl w:ilvl="1" w:tplc="BD8C1BEC">
         <w:start w:val="1"/>
         <w:numFmt w:val="upperLetter"/>
         <w:lvlText w:val="%2."/>
@@ -14227,7 +14061,7 @@
       </w:lvl>
     </w:lvlOverride>
     <w:lvlOverride w:ilvl="2">
-      <w:lvl w:ilvl="2" w:tplc="24B20C14">
+      <w:lvl w:ilvl="2" w:tplc="A43E6FC2">
         <w:start w:val="1"/>
         <w:numFmt w:val="lowerRoman"/>
         <w:lvlText w:val="%3."/>
@@ -14254,7 +14088,7 @@
       </w:lvl>
     </w:lvlOverride>
     <w:lvlOverride w:ilvl="3">
-      <w:lvl w:ilvl="3" w:tplc="A186300C">
+      <w:lvl w:ilvl="3" w:tplc="FDC4CE5E">
         <w:start w:val="1"/>
         <w:numFmt w:val="decimal"/>
         <w:lvlText w:val="%4."/>
@@ -14281,7 +14115,7 @@
       </w:lvl>
     </w:lvlOverride>
     <w:lvlOverride w:ilvl="4">
-      <w:lvl w:ilvl="4" w:tplc="A504F78E">
+      <w:lvl w:ilvl="4" w:tplc="6F2A21A8">
         <w:start w:val="1"/>
         <w:numFmt w:val="upperLetter"/>
         <w:lvlText w:val="%5."/>
@@ -14308,7 +14142,7 @@
       </w:lvl>
     </w:lvlOverride>
     <w:lvlOverride w:ilvl="5">
-      <w:lvl w:ilvl="5" w:tplc="CF08037A">
+      <w:lvl w:ilvl="5" w:tplc="95D6CB32">
         <w:start w:val="1"/>
         <w:numFmt w:val="lowerRoman"/>
         <w:lvlText w:val="%6."/>
@@ -14335,7 +14169,7 @@
       </w:lvl>
     </w:lvlOverride>
     <w:lvlOverride w:ilvl="6">
-      <w:lvl w:ilvl="6" w:tplc="BA5E4D76">
+      <w:lvl w:ilvl="6" w:tplc="B8F64100">
         <w:start w:val="1"/>
         <w:numFmt w:val="decimal"/>
         <w:lvlText w:val="%7."/>
@@ -14362,7 +14196,7 @@
       </w:lvl>
     </w:lvlOverride>
     <w:lvlOverride w:ilvl="7">
-      <w:lvl w:ilvl="7" w:tplc="3E301382">
+      <w:lvl w:ilvl="7" w:tplc="132003A4">
         <w:start w:val="1"/>
         <w:numFmt w:val="upperLetter"/>
         <w:lvlText w:val="%8."/>
@@ -14389,7 +14223,7 @@
       </w:lvl>
     </w:lvlOverride>
     <w:lvlOverride w:ilvl="8">
-      <w:lvl w:ilvl="8" w:tplc="A3DCCFBE">
+      <w:lvl w:ilvl="8" w:tplc="2B88833A">
         <w:start w:val="1"/>
         <w:numFmt w:val="lowerRoman"/>
         <w:lvlText w:val="%9."/>
@@ -14431,7 +14265,7 @@
   <w:num w:numId="17" w16cid:durableId="1729645066">
     <w:abstractNumId w:val="0"/>
     <w:lvlOverride w:ilvl="0">
-      <w:lvl w:ilvl="0" w:tplc="D908C756">
+      <w:lvl w:ilvl="0" w:tplc="48BCBC6C">
         <w:start w:val="1"/>
         <w:numFmt w:val="decimal"/>
         <w:lvlText w:val="%1)"/>
@@ -14461,7 +14295,7 @@
       </w:lvl>
     </w:lvlOverride>
     <w:lvlOverride w:ilvl="1">
-      <w:lvl w:ilvl="1" w:tplc="B2E8FE80">
+      <w:lvl w:ilvl="1" w:tplc="107E385E">
         <w:start w:val="1"/>
         <w:numFmt w:val="upperLetter"/>
         <w:lvlText w:val="%2."/>
@@ -14491,7 +14325,7 @@
       </w:lvl>
     </w:lvlOverride>
     <w:lvlOverride w:ilvl="2">
-      <w:lvl w:ilvl="2" w:tplc="423E9EBA">
+      <w:lvl w:ilvl="2" w:tplc="C52C9DCC">
         <w:start w:val="1"/>
         <w:numFmt w:val="lowerRoman"/>
         <w:lvlText w:val="%3."/>
@@ -14521,7 +14355,7 @@
       </w:lvl>
     </w:lvlOverride>
     <w:lvlOverride w:ilvl="3">
-      <w:lvl w:ilvl="3" w:tplc="C6FE9B7C">
+      <w:lvl w:ilvl="3" w:tplc="13061216">
         <w:start w:val="1"/>
         <w:numFmt w:val="decimal"/>
         <w:lvlText w:val="%4."/>
@@ -14551,7 +14385,7 @@
       </w:lvl>
     </w:lvlOverride>
     <w:lvlOverride w:ilvl="4">
-      <w:lvl w:ilvl="4" w:tplc="5B2AB3F6">
+      <w:lvl w:ilvl="4" w:tplc="1EE81E06">
         <w:start w:val="1"/>
         <w:numFmt w:val="upperLetter"/>
         <w:lvlText w:val="%5."/>
@@ -14581,7 +14415,7 @@
       </w:lvl>
     </w:lvlOverride>
     <w:lvlOverride w:ilvl="5">
-      <w:lvl w:ilvl="5" w:tplc="50787E1A">
+      <w:lvl w:ilvl="5" w:tplc="2AE626FA">
         <w:start w:val="1"/>
         <w:numFmt w:val="lowerRoman"/>
         <w:lvlText w:val="%6."/>
@@ -14611,7 +14445,7 @@
       </w:lvl>
     </w:lvlOverride>
     <w:lvlOverride w:ilvl="6">
-      <w:lvl w:ilvl="6" w:tplc="0BB0D008">
+      <w:lvl w:ilvl="6" w:tplc="87DCA642">
         <w:start w:val="1"/>
         <w:numFmt w:val="decimal"/>
         <w:lvlText w:val="%7."/>
@@ -14641,7 +14475,7 @@
       </w:lvl>
     </w:lvlOverride>
     <w:lvlOverride w:ilvl="7">
-      <w:lvl w:ilvl="7" w:tplc="63CCE342">
+      <w:lvl w:ilvl="7" w:tplc="ADAE601C">
         <w:start w:val="1"/>
         <w:numFmt w:val="upperLetter"/>
         <w:lvlText w:val="%8."/>
@@ -14671,7 +14505,7 @@
       </w:lvl>
     </w:lvlOverride>
     <w:lvlOverride w:ilvl="8">
-      <w:lvl w:ilvl="8" w:tplc="E1644108">
+      <w:lvl w:ilvl="8" w:tplc="9B26AA04">
         <w:start w:val="1"/>
         <w:numFmt w:val="lowerRoman"/>
         <w:lvlText w:val="%9."/>
@@ -14722,7 +14556,7 @@
   <w:num w:numId="22" w16cid:durableId="673530876">
     <w:abstractNumId w:val="17"/>
     <w:lvlOverride w:ilvl="0">
-      <w:lvl w:ilvl="0" w:tplc="A9E6494A">
+      <w:lvl w:ilvl="0" w:tplc="B900B57C">
         <w:start w:val="1"/>
         <w:numFmt w:val="bullet"/>
         <w:lvlText w:val="●"/>
@@ -14753,7 +14587,7 @@
       </w:lvl>
     </w:lvlOverride>
     <w:lvlOverride w:ilvl="1">
-      <w:lvl w:ilvl="1" w:tplc="1F16E154">
+      <w:lvl w:ilvl="1" w:tplc="06FA1640">
         <w:start w:val="1"/>
         <w:numFmt w:val="bullet"/>
         <w:lvlText w:val="■"/>
@@ -14784,7 +14618,7 @@
       </w:lvl>
     </w:lvlOverride>
     <w:lvlOverride w:ilvl="2">
-      <w:lvl w:ilvl="2" w:tplc="06A89EC8">
+      <w:lvl w:ilvl="2" w:tplc="EC52B1DA">
         <w:start w:val="1"/>
         <w:numFmt w:val="bullet"/>
         <w:lvlText w:val="◆"/>
@@ -14815,7 +14649,7 @@
       </w:lvl>
     </w:lvlOverride>
     <w:lvlOverride w:ilvl="3">
-      <w:lvl w:ilvl="3" w:tplc="E18C5358">
+      <w:lvl w:ilvl="3" w:tplc="8EE0BE48">
         <w:start w:val="1"/>
         <w:numFmt w:val="bullet"/>
         <w:lvlText w:val="●"/>
@@ -14846,7 +14680,7 @@
       </w:lvl>
     </w:lvlOverride>
     <w:lvlOverride w:ilvl="4">
-      <w:lvl w:ilvl="4" w:tplc="D8F02E9A">
+      <w:lvl w:ilvl="4" w:tplc="740A103A">
         <w:start w:val="1"/>
         <w:numFmt w:val="bullet"/>
         <w:lvlText w:val="■"/>
@@ -14877,7 +14711,7 @@
       </w:lvl>
     </w:lvlOverride>
     <w:lvlOverride w:ilvl="5">
-      <w:lvl w:ilvl="5" w:tplc="30A450C6">
+      <w:lvl w:ilvl="5" w:tplc="C6927DE4">
         <w:start w:val="1"/>
         <w:numFmt w:val="bullet"/>
         <w:lvlText w:val="◆"/>
@@ -14908,7 +14742,7 @@
       </w:lvl>
     </w:lvlOverride>
     <w:lvlOverride w:ilvl="6">
-      <w:lvl w:ilvl="6" w:tplc="10E8F0D2">
+      <w:lvl w:ilvl="6" w:tplc="26BC505A">
         <w:start w:val="1"/>
         <w:numFmt w:val="bullet"/>
         <w:lvlText w:val="●"/>
@@ -14939,7 +14773,7 @@
       </w:lvl>
     </w:lvlOverride>
     <w:lvlOverride w:ilvl="7">
-      <w:lvl w:ilvl="7" w:tplc="471438D2">
+      <w:lvl w:ilvl="7" w:tplc="FFD41492">
         <w:start w:val="1"/>
         <w:numFmt w:val="bullet"/>
         <w:lvlText w:val="■"/>
@@ -14970,7 +14804,7 @@
       </w:lvl>
     </w:lvlOverride>
     <w:lvlOverride w:ilvl="8">
-      <w:lvl w:ilvl="8" w:tplc="2D348F80">
+      <w:lvl w:ilvl="8" w:tplc="6C3A74AE">
         <w:start w:val="1"/>
         <w:numFmt w:val="bullet"/>
         <w:lvlText w:val="◆"/>
